--- a/Section13_OAuth2_inMVCWeb/1- Create WebAppMVC.docx
+++ b/Section13_OAuth2_inMVCWeb/1- Create WebAppMVC.docx
@@ -143,7 +143,7 @@
     <w:p>
       <w:pPr>
         <w:rPr>
-          <w:rFonts w:cstheme="minorBidi" w:hint="cs"/>
+          <w:rFonts w:cstheme="minorBidi"/>
           <w:szCs w:val="65"/>
           <w:lang w:bidi="km-KH"/>
         </w:rPr>
@@ -152,7 +152,7 @@
     <w:p>
       <w:pPr>
         <w:rPr>
-          <w:rFonts w:cstheme="minorBidi" w:hint="cs"/>
+          <w:rFonts w:cstheme="minorBidi"/>
           <w:szCs w:val="65"/>
           <w:lang w:bidi="km-KH"/>
         </w:rPr>
@@ -161,7 +161,7 @@
     <w:p>
       <w:pPr>
         <w:rPr>
-          <w:rFonts w:cstheme="minorBidi" w:hint="cs"/>
+          <w:rFonts w:cstheme="minorBidi"/>
           <w:szCs w:val="65"/>
           <w:lang w:bidi="km-KH"/>
         </w:rPr>
@@ -170,7 +170,7 @@
     <w:p>
       <w:pPr>
         <w:rPr>
-          <w:rFonts w:cstheme="minorBidi" w:hint="cs"/>
+          <w:rFonts w:cstheme="minorBidi"/>
           <w:szCs w:val="65"/>
           <w:lang w:bidi="km-KH"/>
         </w:rPr>
@@ -179,7 +179,7 @@
     <w:p>
       <w:pPr>
         <w:rPr>
-          <w:rFonts w:cstheme="minorBidi" w:hint="cs"/>
+          <w:rFonts w:cstheme="minorBidi"/>
           <w:szCs w:val="65"/>
           <w:lang w:bidi="km-KH"/>
         </w:rPr>
@@ -188,7 +188,7 @@
     <w:p>
       <w:pPr>
         <w:rPr>
-          <w:rFonts w:cstheme="minorBidi" w:hint="cs"/>
+          <w:rFonts w:cstheme="minorBidi"/>
           <w:szCs w:val="65"/>
           <w:lang w:bidi="km-KH"/>
         </w:rPr>
@@ -197,7 +197,7 @@
     <w:p>
       <w:pPr>
         <w:rPr>
-          <w:rFonts w:cstheme="minorBidi" w:hint="cs"/>
+          <w:rFonts w:cstheme="minorBidi"/>
           <w:szCs w:val="65"/>
           <w:lang w:bidi="km-KH"/>
         </w:rPr>
@@ -206,7 +206,7 @@
     <w:p>
       <w:pPr>
         <w:rPr>
-          <w:rFonts w:cstheme="minorBidi" w:hint="cs"/>
+          <w:rFonts w:cstheme="minorBidi"/>
           <w:szCs w:val="65"/>
           <w:lang w:bidi="km-KH"/>
         </w:rPr>
@@ -215,7 +215,7 @@
     <w:p>
       <w:pPr>
         <w:rPr>
-          <w:rFonts w:cstheme="minorBidi" w:hint="cs"/>
+          <w:rFonts w:cstheme="minorBidi"/>
           <w:szCs w:val="65"/>
           <w:lang w:bidi="km-KH"/>
         </w:rPr>
@@ -224,7 +224,7 @@
     <w:p>
       <w:pPr>
         <w:rPr>
-          <w:rFonts w:cstheme="minorBidi" w:hint="cs"/>
+          <w:rFonts w:cstheme="minorBidi"/>
           <w:szCs w:val="65"/>
           <w:lang w:bidi="km-KH"/>
         </w:rPr>
@@ -233,7 +233,7 @@
     <w:p>
       <w:pPr>
         <w:rPr>
-          <w:rFonts w:cstheme="minorBidi" w:hint="cs"/>
+          <w:rFonts w:cstheme="minorBidi"/>
           <w:szCs w:val="65"/>
           <w:lang w:bidi="km-KH"/>
         </w:rPr>
@@ -242,7 +242,7 @@
     <w:p>
       <w:pPr>
         <w:rPr>
-          <w:rFonts w:cstheme="minorBidi" w:hint="cs"/>
+          <w:rFonts w:cstheme="minorBidi"/>
           <w:szCs w:val="65"/>
           <w:lang w:bidi="km-KH"/>
         </w:rPr>
@@ -251,7 +251,7 @@
     <w:p>
       <w:pPr>
         <w:rPr>
-          <w:rFonts w:cstheme="minorBidi" w:hint="cs"/>
+          <w:rFonts w:cstheme="minorBidi"/>
           <w:szCs w:val="65"/>
           <w:lang w:bidi="km-KH"/>
         </w:rPr>
@@ -1031,6 +1031,7 @@
       <w:r>
         <w:rPr>
           <w:rFonts w:cstheme="minorBidi"/>
+          <w:noProof/>
           <w:sz w:val="28"/>
           <w:szCs w:val="48"/>
           <w:lang w:bidi="km-KH"/>
@@ -1264,6 +1265,7 @@
       <w:r>
         <w:rPr>
           <w:rFonts w:cstheme="minorBidi"/>
+          <w:noProof/>
           <w:sz w:val="28"/>
           <w:szCs w:val="48"/>
           <w:lang w:bidi="km-KH"/>
@@ -2021,6 +2023,7 @@
       <w:r>
         <w:rPr>
           <w:rFonts w:cstheme="minorBidi"/>
+          <w:noProof/>
           <w:sz w:val="28"/>
           <w:szCs w:val="48"/>
           <w:lang w:bidi="km-KH"/>
@@ -3924,6 +3927,7 @@
       <w:r>
         <w:rPr>
           <w:rFonts w:cstheme="minorBidi"/>
+          <w:noProof/>
           <w:sz w:val="28"/>
           <w:szCs w:val="48"/>
           <w:lang w:bidi="km-KH"/>
@@ -4087,7 +4091,7 @@
     <w:p>
       <w:pPr>
         <w:rPr>
-          <w:rFonts w:cstheme="minorBidi" w:hint="cs"/>
+          <w:rFonts w:cstheme="minorBidi"/>
           <w:sz w:val="28"/>
           <w:szCs w:val="48"/>
           <w:cs/>
@@ -4946,6 +4950,7 @@
   <w:style w:type="character" w:default="1" w:styleId="DefaultParagraphFont">
     <w:name w:val="Default Paragraph Font"/>
     <w:uiPriority w:val="1"/>
+    <w:semiHidden/>
     <w:unhideWhenUsed/>
   </w:style>
   <w:style w:type="table" w:default="1" w:styleId="TableNormal">
